--- a/Headless_Task-Grounded_Pick-and-Sort-and-Place_in_Gazebo/doc/FOUR_OBJECT_SORTING_REPORT_FR.docx
+++ b/Headless_Task-Grounded_Pick-and-Sort-and-Place_in_Gazebo/doc/FOUR_OBJECT_SORTING_REPORT_FR.docx
@@ -132,7 +132,7 @@
         <w:t xml:space="preserve">continuer</w:t>
       </w:r>
       <w:r>
-        <w:t xml:space="preserve">) ; le Run B 20k dans Gazebo au format de l'article ROS2SmolVLA (en distribution 57,5 % de saisies, 55,0 % de déposes ; hors distribution 5,0 % / 2,5 %, 34 échecs sur 40 sur des emplacements d'entraînement mémorisés) ; et un mode verrouillé pour que toute pièce d'un lot puisse être recalculée dans la fenêtre Gazebo avec le résultat identique (test A en cours). Ce qui reste est listé étape par étape à la fin de l'addendum, en accord avec E.9 de la spécification.</w:t>
+        <w:t xml:space="preserve">) ; le Run B 20k dans Gazebo au format de l'article ROS2SmolVLA (en distribution 57,5 % de saisies, 55,0 % de déposes ; hors distribution 5,0 % / 2,5 %, 34 échecs sur 40 sur des emplacements d'entraînement mémorisés) ; et un mode verrouillé pour que toute pièce d'un lot puisse être recalculée dans la fenêtre Gazebo avec le résultat identique (test A pas encore réussi : le §58 dit pourquoi, et pourquoi les exécutions verrouillées jusqu'ici ne valent pas comme évaluations de la politique). Ce qui reste est listé étape par étape à la fin de l'addendum, en accord avec E.9 de la spécification.</w:t>
       </w:r>
     </w:p>
     <w:p>
@@ -33443,7 +33443,7 @@
                 <w:sz w:val="19"/>
                 <w:szCs w:val="19"/>
               </w:rPr>
-              <w:t xml:space="preserve">3 copies pendant la pause ; relue par </w:t>
+              <w:t xml:space="preserve">3 copies pendant la pause ; à la mise à jour des contrôleurs qui tombe sur chacun des 50 points de passage, la commande du bras que rapporte </w:t>
             </w:r>
             <w:r>
               <w:rPr>
@@ -33452,14 +33452,14 @@
                 <w:sz w:val="19"/>
                 <w:szCs w:val="19"/>
               </w:rPr>
-              <w:t xml:space="preserve">/mycobot_controller/query_state</w:t>
-            </w:r>
-            <w:r>
-              <w:rPr>
-                <w:sz w:val="19"/>
-                <w:szCs w:val="19"/>
-              </w:rPr>
-              <w:t xml:space="preserve"> au premier point, au point du milieu et à l’avant-dernier ; pas de réponse en 30 s ou écart → arrêt</w:t>
+              <w:t xml:space="preserve">/controller_manager/introspection_data/full</w:t>
+            </w:r>
+            <w:r>
+              <w:rPr>
+                <w:sz w:val="19"/>
+                <w:szCs w:val="19"/>
+              </w:rPr>
+              <w:t xml:space="preserve"> doit être exactement ce point ; écart ou mise à jour manquante → arrêt (aucun service des contrôleurs n’est appelé : voir plus bas)</w:t>
             </w:r>
           </w:p>
         </w:tc>
@@ -34116,7 +34116,7 @@
         <w:spacing w:after="120" w:before="320"/>
       </w:pPr>
       <w:r>
-        <w:t xml:space="preserve">58. Test A : chaque source d’écart trouvée et supprimée, 29–30/10/2026</w:t>
+        <w:t xml:space="preserve">58. Test A : les sources d’écart, et la relecture qui faussait les exécutions, 29–30/10/2026</w:t>
       </w:r>
     </w:p>
     <w:p>
@@ -34394,17 +34394,201 @@
         <w:t xml:space="preserve">/stats</w:t>
       </w:r>
       <w:r>
-        <w:t xml:space="preserve"> ; les deux corrigés, A2 relancé à 13:17, en cours (environ 35 min par pièce). Sa comparaison avec A1 va dans </w:t>
+        <w:t xml:space="preserve"> ; les deux corrigés, A2 a tourné de 13:17 à 15:56, lui aussi sans arrêt. </w:t>
+      </w:r>
+      <w:r>
+        <w:rPr>
+          <w:b/>
+          <w:bCs/>
+        </w:rPr>
+        <w:t xml:space="preserve">Résultat : le cube rouge identique au bit ; le pavé jaune, le cylindre vert et le cube bleu s’écartent d’A1 au pas 52</w:t>
+      </w:r>
+      <w:r>
+        <w:t xml:space="preserve"> (1,04°, 0,0013° et 2,7e-11°). </w:t>
+      </w:r>
+      <w:r>
+        <w:rPr>
+          <w:b/>
+          <w:bCs/>
+        </w:rPr>
+        <w:t xml:space="preserve">Le test A n’est pas réussi.</w:t>
+      </w:r>
+    </w:p>
+    <w:p>
+      <w:pPr>
+        <w:spacing w:after="100"/>
+      </w:pPr>
+      <w:r>
+        <w:rPr>
+          <w:b/>
+          <w:bCs/>
+        </w:rPr>
+        <w:t xml:space="preserve">Pourquoi le pas 52, pour trois pièces à des endroits différents.</w:t>
+      </w:r>
+      <w:r>
+        <w:t xml:space="preserve"> Les pas 50 à 52 sont les premières périodes du deuxième segment. Dans chaque pièce le bras y fait le mouvement le plus violent de l’exécution (articulations à leur limite de 3,14 rad/s, doigts projetés en ouverture), et la pince ne touche aucune pièce (72 à 237 mm). La saturation et les butées des doigts sont des événements discrets : ils changent un écart d’arrondi en écart réel (cube bleu : 4,7e-13 au pas 52, 3,7e-2 au pas 53). Le cube rouge n’avait rien à amplifier : il passait en premier après la mise en route, dans A1 comme dans A2.</w:t>
+      </w:r>
+    </w:p>
+    <w:p>
+      <w:pPr>
+        <w:spacing w:after="100"/>
+      </w:pPr>
+      <w:r>
+        <w:rPr>
+          <w:b/>
+          <w:bCs/>
+        </w:rPr>
+        <w:t xml:space="preserve">D’où vient l’écart d’arrondi</w:t>
+      </w:r>
+      <w:r>
+        <w:t xml:space="preserve">, en rejouant les actions enregistrées du pavé jaune d’A1 (sans politique) depuis son instantané, 120 pas :</w:t>
+      </w:r>
+    </w:p>
+    <w:p>
+      <w:pPr>
+        <w:pStyle w:val="ListParagraph"/>
+        <w:numPr>
+          <w:ilvl w:val="0"/>
+          <w:numId w:val="1"/>
+        </w:numPr>
+        <w:spacing w:after="100"/>
+      </w:pPr>
+      <w:r>
+        <w:t xml:space="preserve">(a) deux fois dans le même serveur : l’état juste après la remise exacte diffère déjà (la pose du cube rouge, de 3,5e-18), puis le pas 5 (1,3e-11°). Un serveur garde d’une pièce à l’autre quelque chose que la remise n’atteint pas ;</w:t>
+      </w:r>
+    </w:p>
+    <w:p>
+      <w:pPr>
+        <w:pStyle w:val="ListParagraph"/>
+        <w:numPr>
+          <w:ilvl w:val="0"/>
+          <w:numId w:val="1"/>
+        </w:numPr>
+        <w:spacing w:after="100"/>
+      </w:pPr>
+      <w:r>
+        <w:t xml:space="preserve">(b) une fois dans chacun de deux serveurs démarrés à neuf : l’état après la remise identique (articulations, vitesses, poses et vitesses des pièces, toutes les vitesses des pièces exactement nulles), premier écart au pas 4 : la vitesse de l’articulation du doigt droit, de 1,2e-4 rad/s ;</w:t>
+      </w:r>
+    </w:p>
+    <w:p>
+      <w:pPr>
+        <w:pStyle w:val="ListParagraph"/>
+        <w:numPr>
+          <w:ilvl w:val="0"/>
+          <w:numId w:val="1"/>
+        </w:numPr>
+        <w:spacing w:after="100"/>
+      </w:pPr>
+      <w:r>
+        <w:t xml:space="preserve">(c) comme (b), ASLR désactivé : en attente.</w:t>
+      </w:r>
+    </w:p>
+    <w:p>
+      <w:pPr>
+        <w:spacing w:after="100"/>
+      </w:pPr>
+      <w:r>
+        <w:t xml:space="preserve">Le moteur physique (DART) avance sur un seul fil ; OpenMP n’est que dans les bibliothèques d’images du moteur de rendu, et le serveur tourne désormais avec </w:t>
       </w:r>
       <w:r>
         <w:rPr>
           <w:rFonts w:ascii="Consolas" w:cs="Consolas" w:eastAsia="Consolas" w:hAnsi="Consolas"/>
           <w:color w:val="0E4A40"/>
         </w:rPr>
-        <w:t xml:space="preserve">A_compare.txt</w:t>
-      </w:r>
-      <w:r>
-        <w:t xml:space="preserve">. Son résultat sera donné à la fin ; d’ici là, le test A n’est pas réussi.</w:t>
+        <w:t xml:space="preserve">OMP_NUM_THREADS=1</w:t>
+      </w:r>
+      <w:r>
+        <w:t xml:space="preserve">.</w:t>
+      </w:r>
+    </w:p>
+    <w:p>
+      <w:pPr>
+        <w:spacing w:after="100"/>
+      </w:pPr>
+      <w:r>
+        <w:rPr>
+          <w:b/>
+          <w:bCs/>
+        </w:rPr>
+        <w:t xml:space="preserve">A1, A2 et les rejeux ne valent pas comme évaluations de la politique ; leurs conclusions sur le déterminisme tiennent.</w:t>
+      </w:r>
+      <w:r>
+        <w:t xml:space="preserve"> La relecture du bras appelait le service </w:t>
+      </w:r>
+      <w:r>
+        <w:rPr>
+          <w:rFonts w:ascii="Consolas" w:cs="Consolas" w:eastAsia="Consolas" w:hAnsi="Consolas"/>
+          <w:color w:val="0E4A40"/>
+        </w:rPr>
+        <w:t xml:space="preserve">query_state</w:t>
+      </w:r>
+      <w:r>
+        <w:t xml:space="preserve"> du contrôleur au point du milieu et à l’avant-dernier point d’un segment. Ce service échantillonne la trajectoire en cours et déplace l’indice de recherche du contrôleur (</w:t>
+      </w:r>
+      <w:r>
+        <w:rPr>
+          <w:rFonts w:ascii="Consolas" w:cs="Consolas" w:eastAsia="Consolas" w:hAnsi="Consolas"/>
+          <w:color w:val="0E4A40"/>
+        </w:rPr>
+        <w:t xml:space="preserve">search_monotonically_increasing</w:t>
+      </w:r>
+      <w:r>
+        <w:t xml:space="preserve">) : dès la mise à jour suivante, le contrôleur commandait le dernier point du segment, et le bras y filait à sa vitesse limite au lieu de suivre les 50 actions (J6 à 3,14 rad/s ; erreur de suivi aux points de passage médiane 44 à 86° dans les premiers segments, contre 1,01° dans le lot en mode libre). La relecture, elle, réussissait, puisque les points interrogés étaient ceux envoyés. Les deux exécutions de chaque comparaison portent le même artefact : ce qu’elles montrent sur le déterminisme tient ; les issues ne sont pas ce que ferait la politique. Le lot du 27/10 n’a jamais appelé </w:t>
+      </w:r>
+      <w:r>
+        <w:rPr>
+          <w:rFonts w:ascii="Consolas" w:cs="Consolas" w:eastAsia="Consolas" w:hAnsi="Consolas"/>
+          <w:color w:val="0E4A40"/>
+        </w:rPr>
+        <w:t xml:space="preserve">query_state</w:t>
+      </w:r>
+      <w:r>
+        <w:t xml:space="preserve"> : son tableau façon article tient.</w:t>
+      </w:r>
+    </w:p>
+    <w:p>
+      <w:pPr>
+        <w:spacing w:after="100"/>
+      </w:pPr>
+      <w:r>
+        <w:rPr>
+          <w:b/>
+          <w:bCs/>
+        </w:rPr>
+        <w:t xml:space="preserve">Changements depuis</w:t>
+      </w:r>
+      <w:r>
+        <w:t xml:space="preserve"> (</w:t>
+      </w:r>
+      <w:r>
+        <w:rPr>
+          <w:rFonts w:ascii="Consolas" w:cs="Consolas" w:eastAsia="Consolas" w:hAnsi="Consolas"/>
+          <w:color w:val="0E4A40"/>
+        </w:rPr>
+        <w:t xml:space="preserve">f03a9920</w:t>
+      </w:r>
+      <w:r>
+        <w:t xml:space="preserve"> et suivants) : chaque pièce tourne dans un serveur démarré à neuf depuis son propre instantané de départ, dans un lot exactement comme dans une reprise ; une pièce arrêtée repart de son instantané, 3 fois au plus, et doit reproduire chaque pas déjà fait ; les instantanés sont conservés en </w:t>
+      </w:r>
+      <w:r>
+        <w:rPr>
+          <w:rFonts w:ascii="Consolas" w:cs="Consolas" w:eastAsia="Consolas" w:hAnsi="Consolas"/>
+          <w:color w:val="0E4A40"/>
+        </w:rPr>
+        <w:t xml:space="preserve">snapshot_&lt;pièce&gt;.json</w:t>
+      </w:r>
+      <w:r>
+        <w:t xml:space="preserve"> ; aucun service des contrôleurs n’est appelé une fois verrouillé, le bras est vérifié passivement à chaque point de passage (§57) ; et chaque pièce donne un </w:t>
+      </w:r>
+      <w:r>
+        <w:rPr>
+          <w:b/>
+          <w:bCs/>
+        </w:rPr>
+        <w:t xml:space="preserve">contrôle d’acceptation</w:t>
+      </w:r>
+      <w:r>
+        <w:t xml:space="preserve"> face au lot en mode libre : erreur de suivi aux points de passage médiane ≤ 2°, aucune période avec une articulation à ≥ 3,0 rad/s. Le test A est relancé dans ce mode.</w:t>
       </w:r>
     </w:p>
     <w:p>
@@ -34437,50 +34621,50 @@
           <w:b/>
           <w:bCs/>
         </w:rPr>
-        <w:t xml:space="preserve">Terminer le test A.</w:t>
-      </w:r>
-      <w:r>
-        <w:t xml:space="preserve"> A2 est en cours (§58). Quand </w:t>
+        <w:t xml:space="preserve">Réussir le test A, en serveurs neufs et avec la relecture passive.</w:t>
+      </w:r>
+      <w:r>
+        <w:t xml:space="preserve"> A1 et A2 (§58) n’ont pas réussi : trois pièces se sont écartées au pas 52, et le mouvement de leur bras était faussé par </w:t>
       </w:r>
       <w:r>
         <w:rPr>
           <w:rFonts w:ascii="Consolas" w:cs="Consolas" w:eastAsia="Consolas" w:hAnsi="Consolas"/>
           <w:color w:val="0E4A40"/>
         </w:rPr>
-        <w:t xml:space="preserve">progress.log</w:t>
-      </w:r>
-      <w:r>
-        <w:t xml:space="preserve"> affiche </w:t>
+        <w:t xml:space="preserve">query_state</w:t>
+      </w:r>
+      <w:r>
+        <w:t xml:space="preserve">. Relancer A1 (lot : un serveur neuf par pièce) et A2 (recalcul depuis les instantanés d’A1). Fait quand </w:t>
       </w:r>
       <w:r>
         <w:rPr>
           <w:rFonts w:ascii="Consolas" w:cs="Consolas" w:eastAsia="Consolas" w:hAnsi="Consolas"/>
           <w:color w:val="0E4A40"/>
         </w:rPr>
-        <w:t xml:space="preserve">test A2 done</w:t>
-      </w:r>
-      <w:r>
-        <w:t xml:space="preserve"> : lire </w:t>
+        <w:t xml:space="preserve">compare_runs.py</w:t>
+      </w:r>
+      <w:r>
+        <w:t xml:space="preserve"> sort avec le code 0 (chaque pièce identique : instantané de départ, images, états articulaires, actions, poses des pièces, état Gazebo complet à chaque pas), relances comptées dans </w:t>
       </w:r>
       <w:r>
         <w:rPr>
           <w:rFonts w:ascii="Consolas" w:cs="Consolas" w:eastAsia="Consolas" w:hAnsi="Consolas"/>
           <w:color w:val="0E4A40"/>
         </w:rPr>
-        <w:t xml:space="preserve">/workspace/eval/steplock_tests/A_compare.txt</w:t>
-      </w:r>
-      <w:r>
-        <w:t xml:space="preserve">. Fait quand </w:t>
-      </w:r>
-      <w:r>
-        <w:rPr>
-          <w:rFonts w:ascii="Consolas" w:cs="Consolas" w:eastAsia="Consolas" w:hAnsi="Consolas"/>
-          <w:color w:val="0E4A40"/>
-        </w:rPr>
-        <w:t xml:space="preserve">compare_runs.py</w:t>
-      </w:r>
-      <w:r>
-        <w:t xml:space="preserve"> sort avec le code 0 (chaque pièce identique : instantané de départ, images, états articulaires, actions, poses des pièces à chaque pas), avec le nombre d’arrêts de relecture d’A1 et d’A2. Si une pièce diffère : donner le premier pas et la grandeur qui diffèrent, corriger cette source, relancer A1 et A2.</w:t>
+        <w:t xml:space="preserve">restarts.log</w:t>
+      </w:r>
+      <w:r>
+        <w:t xml:space="preserve">, </w:t>
+      </w:r>
+      <w:r>
+        <w:rPr>
+          <w:b/>
+          <w:bCs/>
+        </w:rPr>
+        <w:t xml:space="preserve">et</w:t>
+      </w:r>
+      <w:r>
+        <w:t xml:space="preserve"> quand chaque pièce passe le contrôle d’acceptation du suivi (médiane ≤ 2°, aucune articulation à ≥ 3,0 rad/s). Si une pièce diffère : le premier pas et la grandeur qui diffèrent, la source corrigée, les deux exécutions de nouveau. La partie (c) du diagnostic par rejeu (ASLR désactivé) dira si Gazebo doit aussi tourner avec l’ASLR désactivé pour son propre processus.</w:t>
       </w:r>
     </w:p>
     <w:p>
@@ -34496,40 +34680,30 @@
           <w:b/>
           <w:bCs/>
         </w:rPr>
-        <w:t xml:space="preserve">Deux améliorations avant tout lot.</w:t>
-      </w:r>
-      <w:r>
-        <w:t xml:space="preserve"> (a) Quand une relecture ou un contrôle d’horodatage arrête une pièce, relancer automatiquement cette pièce depuis son instantané de départ, 3 fois au plus, en consignant chaque relance avec son pas et son message ; une relance doit reproduire la même empreinte, sinon arrêter et le signaler. (b) Conserver durablement l’instantané de départ de chaque pièce avec les résultats du lot (aujourd’hui il est dans chaque trace). Fait quand les deux sont dans </w:t>
+        <w:t xml:space="preserve">Fait le 30/10 : les deux améliorations</w:t>
+      </w:r>
+      <w:r>
+        <w:t xml:space="preserve"> (relance automatique depuis l’instantané, 3 fois au plus, qui doit reproduire chaque pas déjà fait ; instantanés conservés en </w:t>
       </w:r>
       <w:r>
         <w:rPr>
           <w:rFonts w:ascii="Consolas" w:cs="Consolas" w:eastAsia="Consolas" w:hAnsi="Consolas"/>
           <w:color w:val="0E4A40"/>
         </w:rPr>
-        <w:t xml:space="preserve">eval_smolvla_tri_sort.py</w:t>
-      </w:r>
-      <w:r>
-        <w:t xml:space="preserve"> / </w:t>
+        <w:t xml:space="preserve">snapshot_&lt;pièce&gt;.json</w:t>
+      </w:r>
+      <w:r>
+        <w:t xml:space="preserve">), commitées dans </w:t>
       </w:r>
       <w:r>
         <w:rPr>
           <w:rFonts w:ascii="Consolas" w:cs="Consolas" w:eastAsia="Consolas" w:hAnsi="Consolas"/>
           <w:color w:val="0E4A40"/>
         </w:rPr>
-        <w:t xml:space="preserve">step_lock.py</w:t>
-      </w:r>
-      <w:r>
-        <w:t xml:space="preserve">, testés sur un arrêt provoqué, et commités avec le code du mode verrouillé, qui </w:t>
-      </w:r>
-      <w:r>
-        <w:rPr>
-          <w:b/>
-          <w:bCs/>
-        </w:rPr>
-        <w:t xml:space="preserve">n’est pas encore commité</w:t>
-      </w:r>
-      <w:r>
-        <w:t xml:space="preserve">.</w:t>
+        <w:t xml:space="preserve">f03a9920</w:t>
+      </w:r>
+      <w:r>
+        <w:t xml:space="preserve">. Reste à voir : une relance qui se produit réellement, dans le test A ou sur un arrêt provoqué.</w:t>
       </w:r>
     </w:p>
     <w:p>
